--- a/Resume/03Sep2026_SrikanthTurpu_Resume_ATS.docx
+++ b/Resume/03Sep2026_SrikanthTurpu_Resume_ATS.docx
@@ -1,6 +1,6 @@
 
 <file path=word/document.xml><?xml version="1.0" encoding="utf-8"?>
-<w:document xmlns:wpc="http://schemas.microsoft.com/office/word/2010/wordprocessingCanvas" xmlns:cx="http://schemas.microsoft.com/office/drawing/2014/chartex" xmlns:cx1="http://schemas.microsoft.com/office/drawing/2015/9/8/chartex" xmlns:cx2="http://schemas.microsoft.com/office/drawing/2015/10/21/chartex" xmlns:cx3="http://schemas.microsoft.com/office/drawing/2016/5/9/chartex" xmlns:cx4="http://schemas.microsoft.com/office/drawing/2016/5/10/chartex" xmlns:cx5="http://schemas.microsoft.com/office/drawing/2016/5/11/chartex" xmlns:cx6="http://schemas.microsoft.com/office/drawing/2016/5/12/chartex" xmlns:cx7="http://schemas.microsoft.com/office/drawing/2016/5/13/chartex" xmlns:cx8="http://schemas.microsoft.com/office/drawing/2016/5/14/chartex" xmlns:mc="http://schemas.openxmlformats.org/markup-compatibility/2006" xmlns:aink="http://schemas.microsoft.com/office/drawing/2016/ink" xmlns:am3d="http://schemas.microsoft.com/office/drawing/2017/model3d" xmlns:o="urn:schemas-microsoft-com:office:office" xmlns:oel="http://schemas.microsoft.com/office/2019/extlst" xmlns:r="http://schemas.openxmlformats.org/officeDocument/2006/relationships" xmlns:m="http://schemas.openxmlformats.org/officeDocument/2006/math" xmlns:v="urn:schemas-microsoft-com:vml" xmlns:wp14="http://schemas.microsoft.com/office/word/2010/wordprocessingDrawing" xmlns:wp="http://schemas.openxmlformats.org/drawingml/2006/wordprocessingDrawing" xmlns:w10="urn:schemas-microsoft-com:office:word" xmlns:w="http://schemas.openxmlformats.org/wordprocessingml/2006/main" xmlns:w14="http://schemas.microsoft.com/office/word/2010/wordml" xmlns:w15="http://schemas.microsoft.com/office/word/2012/wordml" xmlns:w16cei="http://schemas.microsoft.com/office/word/2026/wordml/cei" xmlns:w16cex="http://schemas.microsoft.com/office/word/2018/wordml/cex" xmlns:w16cid="http://schemas.microsoft.com/office/word/2016/wordml/cid" xmlns:w16="http://schemas.microsoft.com/office/word/2018/wordml" xmlns:w16du="http://schemas.microsoft.com/office/word/2023/wordml/word16du" xmlns:w16sdtdh="http://schemas.microsoft.com/office/word/2020/wordml/sdtdatahash" xmlns:w16sdtfl="http://schemas.microsoft.com/office/word/2024/wordml/sdtformatlock" xmlns:w16se="http://schemas.microsoft.com/office/word/2015/wordml/symex" xmlns:wpg="http://schemas.microsoft.com/office/word/2010/wordprocessingGroup" xmlns:wpi="http://schemas.microsoft.com/office/word/2010/wordprocessingInk" xmlns:wne="http://schemas.microsoft.com/office/word/2006/wordml" xmlns:wps="http://schemas.microsoft.com/office/word/2010/wordprocessingShape" mc:Ignorable="w14 w15 w16se w16cid w16 w16cex w16sdtdh w16sdtfl w16du wp14">
+<w:document xmlns:wpc="http://schemas.microsoft.com/office/word/2010/wordprocessingCanvas" xmlns:cx="http://schemas.microsoft.com/office/drawing/2014/chartex" xmlns:cx1="http://schemas.microsoft.com/office/drawing/2015/9/8/chartex" xmlns:cx2="http://schemas.microsoft.com/office/drawing/2015/10/21/chartex" xmlns:cx3="http://schemas.microsoft.com/office/drawing/2016/5/9/chartex" xmlns:cx4="http://schemas.microsoft.com/office/drawing/2016/5/10/chartex" xmlns:cx5="http://schemas.microsoft.com/office/drawing/2016/5/11/chartex" xmlns:cx6="http://schemas.microsoft.com/office/drawing/2016/5/12/chartex" xmlns:cx7="http://schemas.microsoft.com/office/drawing/2016/5/13/chartex" xmlns:cx8="http://schemas.microsoft.com/office/drawing/2016/5/14/chartex" xmlns:mc="http://schemas.openxmlformats.org/markup-compatibility/2006" xmlns:aink="http://schemas.microsoft.com/office/drawing/2016/ink" xmlns:am3d="http://schemas.microsoft.com/office/drawing/2017/model3d" xmlns:o="urn:schemas-microsoft-com:office:office" xmlns:oel="http://schemas.microsoft.com/office/2019/extlst" xmlns:r="http://schemas.openxmlformats.org/officeDocument/2006/relationships" xmlns:m="http://schemas.openxmlformats.org/officeDocument/2006/math" xmlns:v="urn:schemas-microsoft-com:vml" xmlns:wp14="http://schemas.microsoft.com/office/word/2010/wordprocessingDrawing" xmlns:wp="http://schemas.openxmlformats.org/drawingml/2006/wordprocessingDrawing" xmlns:w10="urn:schemas-microsoft-com:office:word" xmlns:w="http://schemas.openxmlformats.org/wordprocessingml/2006/main" xmlns:w14="http://schemas.microsoft.com/office/word/2010/wordml" xmlns:w15="http://schemas.microsoft.com/office/word/2012/wordml" xmlns:w16cex="http://schemas.microsoft.com/office/word/2018/wordml/cex" xmlns:w16cid="http://schemas.microsoft.com/office/word/2016/wordml/cid" xmlns:w16="http://schemas.microsoft.com/office/word/2018/wordml" xmlns:w16du="http://schemas.microsoft.com/office/word/2023/wordml/word16du" xmlns:w16sdtdh="http://schemas.microsoft.com/office/word/2020/wordml/sdtdatahash" xmlns:w16sdtfl="http://schemas.microsoft.com/office/word/2024/wordml/sdtformatlock" xmlns:w16se="http://schemas.microsoft.com/office/word/2015/wordml/symex" xmlns:wpg="http://schemas.microsoft.com/office/word/2010/wordprocessingGroup" xmlns:wpi="http://schemas.microsoft.com/office/word/2010/wordprocessingInk" xmlns:wne="http://schemas.microsoft.com/office/word/2006/wordml" xmlns:wps="http://schemas.microsoft.com/office/word/2010/wordprocessingShape" mc:Ignorable="w14 w15 w16se w16cid w16 w16cex w16sdtdh w16sdtfl w16du wp14">
   <w:body>
     <w:p>
       <w:pPr>
@@ -116,7 +116,7 @@
           <w:sz w:val="21"/>
           <w:szCs w:val="21"/>
         </w:rPr>
-        <w:t>Self-motivated, innovative, and goal-oriented QA professional with 14 years of experience in software quality assurance and testing. Proficient in designing and implementing robust testing strategies to ensure the delivery of high-quality software products. Adept at leading cross-functional teams, mentoring junior QA professionals, and collaborating with stakeholders to meet project goals and objectives.</w:t>
+        <w:t>Hands-on QA automation professional with 14 years of experience personally designing, building, and maintaining end-to-end test automation frameworks across web, mobile, and API layers. Combines deep individual-contributor expertise with the ability to lead cross-functional teams, mentor QA engineers, and align testing strategy with business goals — consistently delivering high-quality, production-ready software faster.</w:t>
       </w:r>
     </w:p>
     <w:p>
@@ -156,7 +156,47 @@
           <w:sz w:val="21"/>
           <w:szCs w:val="21"/>
         </w:rPr>
-        <w:t xml:space="preserve"> Proficient in developing and maintaining automated test scripts using industry-standard testing tools and frameworks such as </w:t>
+        <w:t xml:space="preserve"> Hands-on individual contributor who designs, develops, and maintains automation frameworks and test scripts using </w:t>
+      </w:r>
+      <w:r>
+        <w:rPr>
+          <w:rFonts w:ascii="Calibri" w:eastAsia="Calibri" w:hAnsi="Calibri" w:cs="Calibri"/>
+          <w:b/>
+          <w:bCs/>
+          <w:color w:val="000000"/>
+          <w:sz w:val="21"/>
+          <w:szCs w:val="21"/>
+        </w:rPr>
+        <w:t>Playwright, Cypress, Robot Framework, Selenium, Appium</w:t>
+      </w:r>
+      <w:r>
+        <w:rPr>
+          <w:rFonts w:ascii="Calibri" w:eastAsia="Calibri" w:hAnsi="Calibri" w:cs="Calibri"/>
+          <w:color w:val="000000"/>
+          <w:sz w:val="21"/>
+          <w:szCs w:val="21"/>
+        </w:rPr>
+        <w:t>, and TypeScript.</w:t>
+      </w:r>
+    </w:p>
+    <w:p>
+      <w:pPr>
+        <w:pStyle w:val="ListParagraph"/>
+        <w:numPr>
+          <w:ilvl w:val="0"/>
+          <w:numId w:val="6"/>
+        </w:numPr>
+        <w:spacing w:after="55" w:line="248" w:lineRule="auto"/>
+        <w:jc w:val="both"/>
+      </w:pPr>
+      <w:r>
+        <w:rPr>
+          <w:rFonts w:ascii="Calibri" w:eastAsia="Calibri" w:hAnsi="Calibri" w:cs="Calibri"/>
+          <w:color w:val="000000"/>
+          <w:sz w:val="21"/>
+          <w:szCs w:val="21"/>
+        </w:rPr>
+        <w:t xml:space="preserve"> Built an </w:t>
       </w:r>
       <w:r>
         <w:rPr>
@@ -169,40 +209,74 @@
           <w:sz w:val="21"/>
           <w:szCs w:val="21"/>
         </w:rPr>
-        <w:t>Playwright</w:t>
-      </w:r>
-      <w:r>
-        <w:rPr>
-          <w:rFonts w:ascii="Calibri" w:eastAsia="Calibri" w:hAnsi="Calibri" w:cs="Calibri"/>
-          <w:i/>
-          <w:iCs/>
-          <w:color w:val="000000"/>
-          <w:sz w:val="21"/>
-          <w:szCs w:val="21"/>
-        </w:rPr>
-        <w:t xml:space="preserve">, </w:t>
+        <w:t>AI QA Agent</w:t>
+      </w:r>
+      <w:r>
+        <w:rPr>
+          <w:rFonts w:ascii="Calibri" w:eastAsia="Calibri" w:hAnsi="Calibri" w:cs="Calibri"/>
+          <w:color w:val="000000"/>
+          <w:sz w:val="21"/>
+          <w:szCs w:val="21"/>
+        </w:rPr>
+        <w:t xml:space="preserve"> (Claude Code + Jira, Xray, and GitHub APIs) that analyzes user stories and linked pull requests to auto-generate manual test cases and Cypress automation, close coverage gaps, and prioritize the regression tests most relevant to each code change.</w:t>
+      </w:r>
+    </w:p>
+    <w:p>
+      <w:pPr>
+        <w:pStyle w:val="ListParagraph"/>
+        <w:numPr>
+          <w:ilvl w:val="0"/>
+          <w:numId w:val="6"/>
+        </w:numPr>
+        <w:spacing w:after="55" w:line="248" w:lineRule="auto"/>
+        <w:jc w:val="both"/>
+      </w:pPr>
+      <w:r>
+        <w:rPr>
+          <w:rFonts w:ascii="Calibri" w:eastAsia="Calibri" w:hAnsi="Calibri" w:cs="Calibri"/>
+          <w:color w:val="000000"/>
+          <w:sz w:val="21"/>
+          <w:szCs w:val="21"/>
+        </w:rPr>
+        <w:t>AI QA Agent</w:t>
+      </w:r>
+      <w:r>
+        <w:rPr>
+          <w:rFonts w:ascii="Calibri" w:eastAsia="Calibri" w:hAnsi="Calibri" w:cs="Calibri"/>
+          <w:color w:val="000000"/>
+          <w:sz w:val="21"/>
+          <w:szCs w:val="21"/>
+        </w:rPr>
+        <w:t>:</w:t>
       </w:r>
       <w:r>
         <w:rPr>
           <w:rFonts w:ascii="Calibri" w:eastAsia="Calibri" w:hAnsi="Calibri" w:cs="Calibri"/>
           <w:b/>
           <w:bCs/>
-          <w:i/>
-          <w:iCs/>
-          <w:color w:val="000000"/>
-          <w:sz w:val="21"/>
-          <w:szCs w:val="21"/>
-        </w:rPr>
-        <w:t>Cypress</w:t>
-      </w:r>
-      <w:r>
-        <w:rPr>
-          <w:rFonts w:ascii="Calibri" w:eastAsia="Calibri" w:hAnsi="Calibri" w:cs="Calibri"/>
-          <w:color w:val="000000"/>
-          <w:sz w:val="21"/>
-          <w:szCs w:val="21"/>
-        </w:rPr>
-        <w:t>, Robot Framework, Selenium, Appium and TypeScript, as an individual contributor.</w:t>
+          <w:color w:val="000000"/>
+          <w:sz w:val="21"/>
+          <w:szCs w:val="21"/>
+        </w:rPr>
+        <w:t xml:space="preserve"> </w:t>
+      </w:r>
+      <w:r>
+        <w:rPr>
+          <w:rFonts w:ascii="Calibri" w:eastAsia="Calibri" w:hAnsi="Calibri" w:cs="Calibri"/>
+          <w:color w:val="000000"/>
+          <w:sz w:val="21"/>
+          <w:szCs w:val="21"/>
+        </w:rPr>
+        <w:t>Designed</w:t>
+      </w:r>
+      <w:r>
+        <w:rPr>
+          <w:rFonts w:ascii="Calibri" w:eastAsia="Calibri" w:hAnsi="Calibri" w:cs="Calibri"/>
+          <w:color w:val="000000"/>
+          <w:sz w:val="21"/>
+          <w:szCs w:val="21"/>
+        </w:rPr>
+        <w:t xml:space="preserve"> a quality-based feature coverage analysis agent that statically scores functional, scenario, and negative-path test coverage per feature, producing gap reports that give stakeholders a true confidence measure beyond raw test counts.</w:t>
       </w:r>
     </w:p>
     <w:p>
@@ -222,29 +296,7 @@
           <w:sz w:val="21"/>
           <w:szCs w:val="21"/>
         </w:rPr>
-        <w:t xml:space="preserve"> Built an </w:t>
-      </w:r>
-      <w:r>
-        <w:rPr>
-          <w:rFonts w:ascii="Calibri" w:eastAsia="Calibri" w:hAnsi="Calibri" w:cs="Calibri"/>
-          <w:b/>
-          <w:bCs/>
-          <w:i/>
-          <w:iCs/>
-          <w:color w:val="000000"/>
-          <w:sz w:val="21"/>
-          <w:szCs w:val="21"/>
-        </w:rPr>
-        <w:t>AI QA Agent</w:t>
-      </w:r>
-      <w:r>
-        <w:rPr>
-          <w:rFonts w:ascii="Calibri" w:eastAsia="Calibri" w:hAnsi="Calibri" w:cs="Calibri"/>
-          <w:color w:val="000000"/>
-          <w:sz w:val="21"/>
-          <w:szCs w:val="21"/>
-        </w:rPr>
-        <w:t xml:space="preserve"> (Claude Code + Jira, Xray, and GitHub APIs) that analyzes user stories and linked pull requests to auto-generate manual test cases and Cypress automation, close coverage gaps, and prioritize the regression tests most relevant to each code change.</w:t>
+        <w:t xml:space="preserve"> Integrated automated testing into CI/CD pipelines (GitHub Actions, Jenkins) to enable continuous validation on every release.</w:t>
       </w:r>
     </w:p>
     <w:p>
@@ -264,45 +316,7 @@
           <w:sz w:val="21"/>
           <w:szCs w:val="21"/>
         </w:rPr>
-        <w:t>AI QA Agent</w:t>
-      </w:r>
-      <w:r>
-        <w:rPr>
-          <w:rFonts w:ascii="Calibri" w:eastAsia="Calibri" w:hAnsi="Calibri" w:cs="Calibri"/>
-          <w:color w:val="000000"/>
-          <w:sz w:val="21"/>
-          <w:szCs w:val="21"/>
-        </w:rPr>
-        <w:t>:</w:t>
-      </w:r>
-      <w:r>
-        <w:rPr>
-          <w:rFonts w:ascii="Calibri" w:eastAsia="Calibri" w:hAnsi="Calibri" w:cs="Calibri"/>
-          <w:b/>
-          <w:bCs/>
-          <w:color w:val="000000"/>
-          <w:sz w:val="21"/>
-          <w:szCs w:val="21"/>
-        </w:rPr>
-        <w:t xml:space="preserve"> </w:t>
-      </w:r>
-      <w:r>
-        <w:rPr>
-          <w:rFonts w:ascii="Calibri" w:eastAsia="Calibri" w:hAnsi="Calibri" w:cs="Calibri"/>
-          <w:color w:val="000000"/>
-          <w:sz w:val="21"/>
-          <w:szCs w:val="21"/>
-        </w:rPr>
-        <w:t>Designed</w:t>
-      </w:r>
-      <w:r>
-        <w:rPr>
-          <w:rFonts w:ascii="Calibri" w:eastAsia="Calibri" w:hAnsi="Calibri" w:cs="Calibri"/>
-          <w:color w:val="000000"/>
-          <w:sz w:val="21"/>
-          <w:szCs w:val="21"/>
-        </w:rPr>
-        <w:t xml:space="preserve"> a quality-based feature coverage analysis agent that statically scores functional, scenario, and negative-path test coverage per feature, producing gap reports that give stakeholders a true confidence measure beyond raw test counts.</w:t>
+        <w:t xml:space="preserve"> Built deep domain expertise across Healthcare, E-Commerce, Mobile, OTT, and Enterprise applications over 14+ years of hands-on QA automation experience.</w:t>
       </w:r>
     </w:p>
     <w:p>
@@ -322,7 +336,7 @@
           <w:sz w:val="21"/>
           <w:szCs w:val="21"/>
         </w:rPr>
-        <w:t xml:space="preserve"> Experienced in integrating automated testing into CI/CD pipelines to enable continuous validation of every code release.</w:t>
+        <w:t xml:space="preserve"> Own end-to-end test planning, execution, and defect tracking, translating business requirements into comprehensive test strategies that drive software quality and reliability.</w:t>
       </w:r>
     </w:p>
     <w:p>
@@ -342,7 +356,7 @@
           <w:sz w:val="21"/>
           <w:szCs w:val="21"/>
         </w:rPr>
-        <w:t xml:space="preserve"> Deep domain expertise across Healthcare, E-Commerce, Mobile, OTT, and Enterprise applications, built over 14+ years of hands-on QA experience.</w:t>
+        <w:t xml:space="preserve"> Lead and mentor QA teams alongside individual-contributor work, providing technical guidance and fostering a collaborative, high-performing testing culture.</w:t>
       </w:r>
     </w:p>
     <w:p>
@@ -362,7 +376,7 @@
           <w:sz w:val="21"/>
           <w:szCs w:val="21"/>
         </w:rPr>
-        <w:t xml:space="preserve"> Skilled in test planning, execution, defect tracking, and developing comprehensive test strategies to ensure efficient, end-to-end software quality and reliability.</w:t>
+        <w:t xml:space="preserve"> Proactively identify and assess risks and dependencies that could impact testing timelines, communicating them clearly to stakeholders.</w:t>
       </w:r>
     </w:p>
     <w:p>
@@ -382,91 +396,7 @@
           <w:sz w:val="21"/>
           <w:szCs w:val="21"/>
         </w:rPr>
-        <w:t xml:space="preserve"> Experienced in</w:t>
-      </w:r>
-      <w:r>
-        <w:rPr>
-          <w:rFonts w:ascii="Calibri" w:eastAsia="Calibri" w:hAnsi="Calibri" w:cs="Calibri"/>
-          <w:i/>
-          <w:iCs/>
-          <w:color w:val="000000"/>
-          <w:sz w:val="21"/>
-          <w:szCs w:val="21"/>
-        </w:rPr>
-        <w:t xml:space="preserve"> </w:t>
-      </w:r>
-      <w:r>
-        <w:rPr>
-          <w:rFonts w:ascii="Calibri" w:eastAsia="Calibri" w:hAnsi="Calibri" w:cs="Calibri"/>
-          <w:b/>
-          <w:bCs/>
-          <w:i/>
-          <w:iCs/>
-          <w:color w:val="000000"/>
-          <w:sz w:val="21"/>
-          <w:szCs w:val="21"/>
-        </w:rPr>
-        <w:t>leading and mentoring</w:t>
-      </w:r>
-      <w:r>
-        <w:rPr>
-          <w:rFonts w:ascii="Calibri" w:eastAsia="Calibri" w:hAnsi="Calibri" w:cs="Calibri"/>
-          <w:i/>
-          <w:iCs/>
-          <w:color w:val="000000"/>
-          <w:sz w:val="21"/>
-          <w:szCs w:val="21"/>
-        </w:rPr>
-        <w:t xml:space="preserve"> </w:t>
-      </w:r>
-      <w:r>
-        <w:rPr>
-          <w:rFonts w:ascii="Calibri" w:eastAsia="Calibri" w:hAnsi="Calibri" w:cs="Calibri"/>
-          <w:color w:val="000000"/>
-          <w:sz w:val="21"/>
-          <w:szCs w:val="21"/>
-        </w:rPr>
-        <w:t>QA teams, providing technical guidance and fostering a collaborative, high-performing testing culture.</w:t>
-      </w:r>
-    </w:p>
-    <w:p>
-      <w:pPr>
-        <w:pStyle w:val="ListParagraph"/>
-        <w:numPr>
-          <w:ilvl w:val="0"/>
-          <w:numId w:val="6"/>
-        </w:numPr>
-        <w:spacing w:after="55" w:line="248" w:lineRule="auto"/>
-        <w:jc w:val="both"/>
-      </w:pPr>
-      <w:r>
-        <w:rPr>
-          <w:rFonts w:ascii="Calibri" w:eastAsia="Calibri" w:hAnsi="Calibri" w:cs="Calibri"/>
-          <w:color w:val="000000"/>
-          <w:sz w:val="21"/>
-          <w:szCs w:val="21"/>
-        </w:rPr>
-        <w:t xml:space="preserve"> Adept at identifying and assessing risks and dependencies that may impact testing efforts, communicating them clearly to project stakeholders.</w:t>
-      </w:r>
-    </w:p>
-    <w:p>
-      <w:pPr>
-        <w:pStyle w:val="ListParagraph"/>
-        <w:numPr>
-          <w:ilvl w:val="0"/>
-          <w:numId w:val="6"/>
-        </w:numPr>
-        <w:spacing w:after="55" w:line="248" w:lineRule="auto"/>
-        <w:jc w:val="both"/>
-      </w:pPr>
-      <w:r>
-        <w:rPr>
-          <w:rFonts w:ascii="Calibri" w:eastAsia="Calibri" w:hAnsi="Calibri" w:cs="Calibri"/>
-          <w:color w:val="000000"/>
-          <w:sz w:val="21"/>
-          <w:szCs w:val="21"/>
-        </w:rPr>
-        <w:t xml:space="preserve"> Competent in configuring and maintaining test environments that accurately mirror production settings.</w:t>
+        <w:t xml:space="preserve"> Configure and maintain test environments that accurately mirror production, minimizing environment-related defects.</w:t>
       </w:r>
     </w:p>
     <w:p>
@@ -569,16 +499,7 @@
           <w:sz w:val="21"/>
           <w:szCs w:val="21"/>
         </w:rPr>
-        <w:t>API Testing</w:t>
-      </w:r>
-      <w:r>
-        <w:rPr>
-          <w:rFonts w:ascii="Calibri" w:eastAsia="Calibri" w:hAnsi="Calibri" w:cs="Calibri"/>
-          <w:color w:val="000000"/>
-          <w:sz w:val="21"/>
-          <w:szCs w:val="21"/>
-        </w:rPr>
-        <w:t xml:space="preserve">, </w:t>
+        <w:t xml:space="preserve">API Testing, </w:t>
       </w:r>
       <w:r>
         <w:rPr>
@@ -831,16 +752,7 @@
           <w:sz w:val="21"/>
           <w:szCs w:val="21"/>
         </w:rPr>
-        <w:t>B.Sc. Computer</w:t>
-      </w:r>
-      <w:r>
-        <w:rPr>
-          <w:rFonts w:ascii="Calibri" w:eastAsia="Calibri" w:hAnsi="Calibri" w:cs="Calibri"/>
-          <w:color w:val="000000"/>
-          <w:sz w:val="21"/>
-          <w:szCs w:val="21"/>
-        </w:rPr>
-        <w:t>s</w:t>
+        <w:t>B.Sc. Computers</w:t>
       </w:r>
       <w:r>
         <w:rPr>
@@ -1066,7 +978,7 @@
           <w:sz w:val="21"/>
           <w:szCs w:val="21"/>
         </w:rPr>
-        <w:t xml:space="preserve"> As an individual contributor, designed and built the automation framework from the ground up using Cypress and Playwright (TypeScript) within a Page Object Model structure to validate Artemis Health’s benefits-analytics workflows.</w:t>
+        <w:t xml:space="preserve"> As an individual contributor, designed and maintained an automation framework using Cypress and Playwright (TypeScript), with reusable page objects, fixtures, and utility components, to validate benefits-analytics dashboards and reporting workflows.</w:t>
       </w:r>
     </w:p>
     <w:p>
@@ -1086,107 +998,67 @@
           <w:sz w:val="21"/>
           <w:szCs w:val="21"/>
         </w:rPr>
+        <w:t xml:space="preserve"> Automated functional, regression, smoke, and sanity scenarios covering benefits calculations, plan comparisons, and reporting outputs.</w:t>
+      </w:r>
+    </w:p>
+    <w:p>
+      <w:pPr>
+        <w:pStyle w:val="ListParagraph"/>
+        <w:numPr>
+          <w:ilvl w:val="0"/>
+          <w:numId w:val="8"/>
+        </w:numPr>
+        <w:spacing w:after="55" w:line="248" w:lineRule="auto"/>
+        <w:jc w:val="both"/>
+      </w:pPr>
+      <w:r>
+        <w:rPr>
+          <w:rFonts w:ascii="Calibri" w:eastAsia="Calibri" w:hAnsi="Calibri" w:cs="Calibri"/>
+          <w:color w:val="000000"/>
+          <w:sz w:val="21"/>
+          <w:szCs w:val="21"/>
+        </w:rPr>
+        <w:t xml:space="preserve"> Performed API testing and integrated API-level validations into the automation workflow to verify data accuracy between backend services and analytics dashboards.</w:t>
+      </w:r>
+    </w:p>
+    <w:p>
+      <w:pPr>
+        <w:pStyle w:val="ListParagraph"/>
+        <w:numPr>
+          <w:ilvl w:val="0"/>
+          <w:numId w:val="8"/>
+        </w:numPr>
+        <w:spacing w:after="55" w:line="248" w:lineRule="auto"/>
+        <w:jc w:val="both"/>
+      </w:pPr>
+      <w:r>
+        <w:rPr>
+          <w:rFonts w:ascii="Calibri" w:eastAsia="Calibri" w:hAnsi="Calibri" w:cs="Calibri"/>
+          <w:color w:val="000000"/>
+          <w:sz w:val="21"/>
+          <w:szCs w:val="21"/>
+        </w:rPr>
+        <w:t xml:space="preserve"> Executed automation suites through CI/CD pipelines on every release, analyzing test failures to distinguish real application defects from automation or environment issues.</w:t>
+      </w:r>
+    </w:p>
+    <w:p>
+      <w:pPr>
+        <w:pStyle w:val="ListParagraph"/>
+        <w:numPr>
+          <w:ilvl w:val="0"/>
+          <w:numId w:val="8"/>
+        </w:numPr>
+        <w:spacing w:after="55" w:line="248" w:lineRule="auto"/>
+        <w:jc w:val="both"/>
+      </w:pPr>
+      <w:r>
+        <w:rPr>
+          <w:rFonts w:ascii="Calibri" w:eastAsia="Calibri" w:hAnsi="Calibri" w:cs="Calibri"/>
+          <w:color w:val="000000"/>
+          <w:sz w:val="21"/>
+          <w:szCs w:val="21"/>
+        </w:rPr>
         <w:t xml:space="preserve"> Also managed and guided the QA team, setting testing priorities and reviewing coverage across releases.</w:t>
-      </w:r>
-    </w:p>
-    <w:p>
-      <w:pPr>
-        <w:pStyle w:val="ListParagraph"/>
-        <w:numPr>
-          <w:ilvl w:val="0"/>
-          <w:numId w:val="8"/>
-        </w:numPr>
-        <w:spacing w:after="55" w:line="248" w:lineRule="auto"/>
-        <w:jc w:val="both"/>
-      </w:pPr>
-      <w:r>
-        <w:rPr>
-          <w:rFonts w:ascii="Calibri" w:eastAsia="Calibri" w:hAnsi="Calibri" w:cs="Calibri"/>
-          <w:color w:val="000000"/>
-          <w:sz w:val="21"/>
-          <w:szCs w:val="21"/>
-        </w:rPr>
-        <w:t xml:space="preserve"> Continuously refactored and extended the automation suite as the platform grew, improving execution efficiency and broadening test coverage.</w:t>
-      </w:r>
-    </w:p>
-    <w:p>
-      <w:pPr>
-        <w:pStyle w:val="ListParagraph"/>
-        <w:numPr>
-          <w:ilvl w:val="0"/>
-          <w:numId w:val="8"/>
-        </w:numPr>
-        <w:spacing w:after="55" w:line="248" w:lineRule="auto"/>
-        <w:jc w:val="both"/>
-      </w:pPr>
-      <w:r>
-        <w:rPr>
-          <w:rFonts w:ascii="Calibri" w:eastAsia="Calibri" w:hAnsi="Calibri" w:cs="Calibri"/>
-          <w:color w:val="000000"/>
-          <w:sz w:val="21"/>
-          <w:szCs w:val="21"/>
-        </w:rPr>
-        <w:t xml:space="preserve"> Used GitHub for version control and CI/CD, scheduling and executing automation scripts to keep test </w:t>
-      </w:r>
-      <w:proofErr w:type="gramStart"/>
-      <w:r>
-        <w:rPr>
-          <w:rFonts w:ascii="Calibri" w:eastAsia="Calibri" w:hAnsi="Calibri" w:cs="Calibri"/>
-          <w:color w:val="000000"/>
-          <w:sz w:val="21"/>
-          <w:szCs w:val="21"/>
-        </w:rPr>
-        <w:t>runs</w:t>
-      </w:r>
-      <w:proofErr w:type="gramEnd"/>
-      <w:r>
-        <w:rPr>
-          <w:rFonts w:ascii="Calibri" w:eastAsia="Calibri" w:hAnsi="Calibri" w:cs="Calibri"/>
-          <w:color w:val="000000"/>
-          <w:sz w:val="21"/>
-          <w:szCs w:val="21"/>
-        </w:rPr>
-        <w:t xml:space="preserve"> continuous and repeatable.</w:t>
-      </w:r>
-    </w:p>
-    <w:p>
-      <w:pPr>
-        <w:pStyle w:val="ListParagraph"/>
-        <w:numPr>
-          <w:ilvl w:val="0"/>
-          <w:numId w:val="8"/>
-        </w:numPr>
-        <w:spacing w:after="55" w:line="248" w:lineRule="auto"/>
-        <w:jc w:val="both"/>
-      </w:pPr>
-      <w:r>
-        <w:rPr>
-          <w:rFonts w:ascii="Calibri" w:eastAsia="Calibri" w:hAnsi="Calibri" w:cs="Calibri"/>
-          <w:color w:val="000000"/>
-          <w:sz w:val="21"/>
-          <w:szCs w:val="21"/>
-        </w:rPr>
-        <w:t xml:space="preserve"> Authored test cases, scripts, and scenarios directly from software requirements and design specifications for each new feature.</w:t>
-      </w:r>
-    </w:p>
-    <w:p>
-      <w:pPr>
-        <w:pStyle w:val="ListParagraph"/>
-        <w:numPr>
-          <w:ilvl w:val="0"/>
-          <w:numId w:val="8"/>
-        </w:numPr>
-        <w:spacing w:after="55" w:line="248" w:lineRule="auto"/>
-        <w:jc w:val="both"/>
-      </w:pPr>
-      <w:r>
-        <w:rPr>
-          <w:rFonts w:ascii="Calibri" w:eastAsia="Calibri" w:hAnsi="Calibri" w:cs="Calibri"/>
-          <w:color w:val="000000"/>
-          <w:sz w:val="21"/>
-          <w:szCs w:val="21"/>
-        </w:rPr>
-        <w:t xml:space="preserve"> Ran regression testing on every release to confirm new changes didn’t affect existing reporting and analytics functionality.</w:t>
       </w:r>
     </w:p>
     <w:p>
@@ -1328,7 +1200,7 @@
           <w:sz w:val="21"/>
           <w:szCs w:val="21"/>
         </w:rPr>
-        <w:t xml:space="preserve"> As an individual contributor, designed and built the test automation framework from scratch using Robot Framework and Python within a structured Page Object Model, tailored to Ritchie Bros.’ asset listing and transaction workflows.</w:t>
+        <w:t xml:space="preserve"> As an individual contributor, built a test automation framework using Robot Framework and Python with a structured Page Object Model tailored to asset listing, bidding, and auction transaction workflows.</w:t>
       </w:r>
     </w:p>
     <w:p>
@@ -1348,7 +1220,7 @@
           <w:sz w:val="21"/>
           <w:szCs w:val="21"/>
         </w:rPr>
-        <w:t xml:space="preserve"> Authored test cases, scripts, and scenarios mapped directly to software requirements and design specifications.</w:t>
+        <w:t xml:space="preserve"> Automated functional, regression, and sanity scenarios across asset search, listing detail, bid placement, and checkout flows.</w:t>
       </w:r>
     </w:p>
     <w:p>
@@ -1368,6 +1240,26 @@
           <w:sz w:val="21"/>
           <w:szCs w:val="21"/>
         </w:rPr>
+        <w:t xml:space="preserve"> Performed root cause analysis on automation and application failures to keep defect turnaround fast during release cycles.</w:t>
+      </w:r>
+    </w:p>
+    <w:p>
+      <w:pPr>
+        <w:pStyle w:val="ListParagraph"/>
+        <w:numPr>
+          <w:ilvl w:val="0"/>
+          <w:numId w:val="9"/>
+        </w:numPr>
+        <w:spacing w:after="55" w:line="248" w:lineRule="auto"/>
+        <w:jc w:val="both"/>
+      </w:pPr>
+      <w:r>
+        <w:rPr>
+          <w:rFonts w:ascii="Calibri" w:eastAsia="Calibri" w:hAnsi="Calibri" w:cs="Calibri"/>
+          <w:color w:val="000000"/>
+          <w:sz w:val="21"/>
+          <w:szCs w:val="21"/>
+        </w:rPr>
         <w:t xml:space="preserve"> Flagged risks and dependencies early enough to keep releases on schedule, briefing stakeholders as issues emerged.</w:t>
       </w:r>
     </w:p>
@@ -1389,46 +1281,6 @@
           <w:szCs w:val="21"/>
         </w:rPr>
         <w:t xml:space="preserve"> Also managed and mentored the QA team, aligning testing priorities and skill development across the group.</w:t>
-      </w:r>
-    </w:p>
-    <w:p>
-      <w:pPr>
-        <w:pStyle w:val="ListParagraph"/>
-        <w:numPr>
-          <w:ilvl w:val="0"/>
-          <w:numId w:val="9"/>
-        </w:numPr>
-        <w:spacing w:after="55" w:line="248" w:lineRule="auto"/>
-        <w:jc w:val="both"/>
-      </w:pPr>
-      <w:r>
-        <w:rPr>
-          <w:rFonts w:ascii="Calibri" w:eastAsia="Calibri" w:hAnsi="Calibri" w:cs="Calibri"/>
-          <w:color w:val="000000"/>
-          <w:sz w:val="21"/>
-          <w:szCs w:val="21"/>
-        </w:rPr>
-        <w:t xml:space="preserve"> Maintained and extended the automation </w:t>
-      </w:r>
-      <w:proofErr w:type="gramStart"/>
-      <w:r>
-        <w:rPr>
-          <w:rFonts w:ascii="Calibri" w:eastAsia="Calibri" w:hAnsi="Calibri" w:cs="Calibri"/>
-          <w:color w:val="000000"/>
-          <w:sz w:val="21"/>
-          <w:szCs w:val="21"/>
-        </w:rPr>
-        <w:t>suite</w:t>
-      </w:r>
-      <w:proofErr w:type="gramEnd"/>
-      <w:r>
-        <w:rPr>
-          <w:rFonts w:ascii="Calibri" w:eastAsia="Calibri" w:hAnsi="Calibri" w:cs="Calibri"/>
-          <w:color w:val="000000"/>
-          <w:sz w:val="21"/>
-          <w:szCs w:val="21"/>
-        </w:rPr>
-        <w:t xml:space="preserve"> over time, improving efficiency and broadening coverage as the platform evolved.</w:t>
       </w:r>
     </w:p>
     <w:p>
@@ -1471,7 +1323,7 @@
           <w:sz w:val="21"/>
           <w:szCs w:val="21"/>
         </w:rPr>
-        <w:t xml:space="preserve"> Executed regression testing on each release to confirm new changes did not affect existing asset and transaction functionality.</w:t>
+        <w:t xml:space="preserve"> Executed regression testing on each release to confirm new changes did not affect existing bidding, asset, or transaction functionality.</w:t>
       </w:r>
     </w:p>
     <w:p>
@@ -1596,27 +1448,7 @@
           <w:sz w:val="21"/>
           <w:szCs w:val="21"/>
         </w:rPr>
-        <w:t xml:space="preserve"> As an individual contributor, built the automation framework from scratch using Selenium (Java) and Appium within a Page Object Model structure to validate </w:t>
-      </w:r>
-      <w:proofErr w:type="spellStart"/>
-      <w:r>
-        <w:rPr>
-          <w:rFonts w:ascii="Calibri" w:eastAsia="Calibri" w:hAnsi="Calibri" w:cs="Calibri"/>
-          <w:color w:val="000000"/>
-          <w:sz w:val="21"/>
-          <w:szCs w:val="21"/>
-        </w:rPr>
-        <w:t>MobiTV’s</w:t>
-      </w:r>
-      <w:proofErr w:type="spellEnd"/>
-      <w:r>
-        <w:rPr>
-          <w:rFonts w:ascii="Calibri" w:eastAsia="Calibri" w:hAnsi="Calibri" w:cs="Calibri"/>
-          <w:color w:val="000000"/>
-          <w:sz w:val="21"/>
-          <w:szCs w:val="21"/>
-        </w:rPr>
-        <w:t xml:space="preserve"> OTT experience across mobile, TV, and web platforms.</w:t>
+        <w:t xml:space="preserve"> As an individual contributor, built an automation framework using Selenium (Java) and Appium to validate live-streaming, VOD playback, and channel-guide functionality across mobile, TV, and web platforms.</w:t>
       </w:r>
     </w:p>
     <w:p>
@@ -1636,6 +1468,46 @@
           <w:sz w:val="21"/>
           <w:szCs w:val="21"/>
         </w:rPr>
+        <w:t xml:space="preserve"> Automated functional, regression, and smoke scenarios for playback controls, channel switching, and content search across multiple device types and OS versions.</w:t>
+      </w:r>
+    </w:p>
+    <w:p>
+      <w:pPr>
+        <w:pStyle w:val="ListParagraph"/>
+        <w:numPr>
+          <w:ilvl w:val="0"/>
+          <w:numId w:val="10"/>
+        </w:numPr>
+        <w:spacing w:after="55" w:line="248" w:lineRule="auto"/>
+        <w:jc w:val="both"/>
+      </w:pPr>
+      <w:r>
+        <w:rPr>
+          <w:rFonts w:ascii="Calibri" w:eastAsia="Calibri" w:hAnsi="Calibri" w:cs="Calibri"/>
+          <w:color w:val="000000"/>
+          <w:sz w:val="21"/>
+          <w:szCs w:val="21"/>
+        </w:rPr>
+        <w:t xml:space="preserve"> Tested across a range of physical and emulated devices to surface device-fragmentation issues, isolating device-specific playback defects from automation issues.</w:t>
+      </w:r>
+    </w:p>
+    <w:p>
+      <w:pPr>
+        <w:pStyle w:val="ListParagraph"/>
+        <w:numPr>
+          <w:ilvl w:val="0"/>
+          <w:numId w:val="10"/>
+        </w:numPr>
+        <w:spacing w:after="55" w:line="248" w:lineRule="auto"/>
+        <w:jc w:val="both"/>
+      </w:pPr>
+      <w:r>
+        <w:rPr>
+          <w:rFonts w:ascii="Calibri" w:eastAsia="Calibri" w:hAnsi="Calibri" w:cs="Calibri"/>
+          <w:color w:val="000000"/>
+          <w:sz w:val="21"/>
+          <w:szCs w:val="21"/>
+        </w:rPr>
         <w:t xml:space="preserve"> Also managed and mentored the QA team on multi-platform test coverage and best practices.</w:t>
       </w:r>
     </w:p>
@@ -1656,67 +1528,7 @@
           <w:sz w:val="21"/>
           <w:szCs w:val="21"/>
         </w:rPr>
-        <w:t xml:space="preserve"> Maintained and enhanced the automation </w:t>
-      </w:r>
-      <w:proofErr w:type="gramStart"/>
-      <w:r>
-        <w:rPr>
-          <w:rFonts w:ascii="Calibri" w:eastAsia="Calibri" w:hAnsi="Calibri" w:cs="Calibri"/>
-          <w:color w:val="000000"/>
-          <w:sz w:val="21"/>
-          <w:szCs w:val="21"/>
-        </w:rPr>
-        <w:t>suite</w:t>
-      </w:r>
-      <w:proofErr w:type="gramEnd"/>
-      <w:r>
-        <w:rPr>
-          <w:rFonts w:ascii="Calibri" w:eastAsia="Calibri" w:hAnsi="Calibri" w:cs="Calibri"/>
-          <w:color w:val="000000"/>
-          <w:sz w:val="21"/>
-          <w:szCs w:val="21"/>
-        </w:rPr>
-        <w:t xml:space="preserve"> over time, improving efficiency and broadening coverage as new platforms and features were added.</w:t>
-      </w:r>
-    </w:p>
-    <w:p>
-      <w:pPr>
-        <w:pStyle w:val="ListParagraph"/>
-        <w:numPr>
-          <w:ilvl w:val="0"/>
-          <w:numId w:val="10"/>
-        </w:numPr>
-        <w:spacing w:after="55" w:line="248" w:lineRule="auto"/>
-        <w:jc w:val="both"/>
-      </w:pPr>
-      <w:r>
-        <w:rPr>
-          <w:rFonts w:ascii="Calibri" w:eastAsia="Calibri" w:hAnsi="Calibri" w:cs="Calibri"/>
-          <w:color w:val="000000"/>
-          <w:sz w:val="21"/>
-          <w:szCs w:val="21"/>
-        </w:rPr>
         <w:t xml:space="preserve"> Used GitHub for version control and Jenkins for CI, scheduling and executing automation scripts for consistent, repeatable test runs.</w:t>
-      </w:r>
-    </w:p>
-    <w:p>
-      <w:pPr>
-        <w:pStyle w:val="ListParagraph"/>
-        <w:numPr>
-          <w:ilvl w:val="0"/>
-          <w:numId w:val="10"/>
-        </w:numPr>
-        <w:spacing w:after="55" w:line="248" w:lineRule="auto"/>
-        <w:jc w:val="both"/>
-      </w:pPr>
-      <w:r>
-        <w:rPr>
-          <w:rFonts w:ascii="Calibri" w:eastAsia="Calibri" w:hAnsi="Calibri" w:cs="Calibri"/>
-          <w:color w:val="000000"/>
-          <w:sz w:val="21"/>
-          <w:szCs w:val="21"/>
-        </w:rPr>
-        <w:t xml:space="preserve"> Documented test cases, scripts, and scenarios based on software requirements and design specifications for each supported platform.</w:t>
       </w:r>
     </w:p>
     <w:p>
@@ -1750,7 +1562,7 @@
 </file>
 
 <file path=word/numbering.xml><?xml version="1.0" encoding="utf-8"?>
-<w:numbering xmlns:wpc="http://schemas.microsoft.com/office/word/2010/wordprocessingCanvas" xmlns:cx="http://schemas.microsoft.com/office/drawing/2014/chartex" xmlns:cx1="http://schemas.microsoft.com/office/drawing/2015/9/8/chartex" xmlns:cx2="http://schemas.microsoft.com/office/drawing/2015/10/21/chartex" xmlns:cx3="http://schemas.microsoft.com/office/drawing/2016/5/9/chartex" xmlns:cx4="http://schemas.microsoft.com/office/drawing/2016/5/10/chartex" xmlns:cx5="http://schemas.microsoft.com/office/drawing/2016/5/11/chartex" xmlns:cx6="http://schemas.microsoft.com/office/drawing/2016/5/12/chartex" xmlns:cx7="http://schemas.microsoft.com/office/drawing/2016/5/13/chartex" xmlns:cx8="http://schemas.microsoft.com/office/drawing/2016/5/14/chartex" xmlns:mc="http://schemas.openxmlformats.org/markup-compatibility/2006" xmlns:aink="http://schemas.microsoft.com/office/drawing/2016/ink" xmlns:am3d="http://schemas.microsoft.com/office/drawing/2017/model3d" xmlns:o="urn:schemas-microsoft-com:office:office" xmlns:oel="http://schemas.microsoft.com/office/2019/extlst" xmlns:r="http://schemas.openxmlformats.org/officeDocument/2006/relationships" xmlns:m="http://schemas.openxmlformats.org/officeDocument/2006/math" xmlns:v="urn:schemas-microsoft-com:vml" xmlns:wp14="http://schemas.microsoft.com/office/word/2010/wordprocessingDrawing" xmlns:wp="http://schemas.openxmlformats.org/drawingml/2006/wordprocessingDrawing" xmlns:w10="urn:schemas-microsoft-com:office:word" xmlns:w="http://schemas.openxmlformats.org/wordprocessingml/2006/main" xmlns:w14="http://schemas.microsoft.com/office/word/2010/wordml" xmlns:w15="http://schemas.microsoft.com/office/word/2012/wordml" xmlns:w16cei="http://schemas.microsoft.com/office/word/2026/wordml/cei" xmlns:w16cex="http://schemas.microsoft.com/office/word/2018/wordml/cex" xmlns:w16cid="http://schemas.microsoft.com/office/word/2016/wordml/cid" xmlns:w16="http://schemas.microsoft.com/office/word/2018/wordml" xmlns:w16du="http://schemas.microsoft.com/office/word/2023/wordml/word16du" xmlns:w16sdtdh="http://schemas.microsoft.com/office/word/2020/wordml/sdtdatahash" xmlns:w16sdtfl="http://schemas.microsoft.com/office/word/2024/wordml/sdtformatlock" xmlns:w16se="http://schemas.microsoft.com/office/word/2015/wordml/symex" xmlns:wpg="http://schemas.microsoft.com/office/word/2010/wordprocessingGroup" xmlns:wpi="http://schemas.microsoft.com/office/word/2010/wordprocessingInk" xmlns:wne="http://schemas.microsoft.com/office/word/2006/wordml" xmlns:wps="http://schemas.microsoft.com/office/word/2010/wordprocessingShape" mc:Ignorable="w14 w15 w16se w16cid w16 w16cex w16sdtdh w16sdtfl w16du wp14">
+<w:numbering xmlns:wpc="http://schemas.microsoft.com/office/word/2010/wordprocessingCanvas" xmlns:cx="http://schemas.microsoft.com/office/drawing/2014/chartex" xmlns:cx1="http://schemas.microsoft.com/office/drawing/2015/9/8/chartex" xmlns:cx2="http://schemas.microsoft.com/office/drawing/2015/10/21/chartex" xmlns:cx3="http://schemas.microsoft.com/office/drawing/2016/5/9/chartex" xmlns:cx4="http://schemas.microsoft.com/office/drawing/2016/5/10/chartex" xmlns:cx5="http://schemas.microsoft.com/office/drawing/2016/5/11/chartex" xmlns:cx6="http://schemas.microsoft.com/office/drawing/2016/5/12/chartex" xmlns:cx7="http://schemas.microsoft.com/office/drawing/2016/5/13/chartex" xmlns:cx8="http://schemas.microsoft.com/office/drawing/2016/5/14/chartex" xmlns:mc="http://schemas.openxmlformats.org/markup-compatibility/2006" xmlns:aink="http://schemas.microsoft.com/office/drawing/2016/ink" xmlns:am3d="http://schemas.microsoft.com/office/drawing/2017/model3d" xmlns:o="urn:schemas-microsoft-com:office:office" xmlns:oel="http://schemas.microsoft.com/office/2019/extlst" xmlns:r="http://schemas.openxmlformats.org/officeDocument/2006/relationships" xmlns:m="http://schemas.openxmlformats.org/officeDocument/2006/math" xmlns:v="urn:schemas-microsoft-com:vml" xmlns:wp14="http://schemas.microsoft.com/office/word/2010/wordprocessingDrawing" xmlns:wp="http://schemas.openxmlformats.org/drawingml/2006/wordprocessingDrawing" xmlns:w10="urn:schemas-microsoft-com:office:word" xmlns:w="http://schemas.openxmlformats.org/wordprocessingml/2006/main" xmlns:w14="http://schemas.microsoft.com/office/word/2010/wordml" xmlns:w15="http://schemas.microsoft.com/office/word/2012/wordml" xmlns:w16cex="http://schemas.microsoft.com/office/word/2018/wordml/cex" xmlns:w16cid="http://schemas.microsoft.com/office/word/2016/wordml/cid" xmlns:w16="http://schemas.microsoft.com/office/word/2018/wordml" xmlns:w16du="http://schemas.microsoft.com/office/word/2023/wordml/word16du" xmlns:w16sdtdh="http://schemas.microsoft.com/office/word/2020/wordml/sdtdatahash" xmlns:w16sdtfl="http://schemas.microsoft.com/office/word/2024/wordml/sdtformatlock" xmlns:w16se="http://schemas.microsoft.com/office/word/2015/wordml/symex" xmlns:wpg="http://schemas.microsoft.com/office/word/2010/wordprocessingGroup" xmlns:wpi="http://schemas.microsoft.com/office/word/2010/wordprocessingInk" xmlns:wne="http://schemas.microsoft.com/office/word/2006/wordml" xmlns:wps="http://schemas.microsoft.com/office/word/2010/wordprocessingShape" mc:Ignorable="w14 w15 w16se w16cid w16 w16cex w16sdtdh w16sdtfl w16du wp14">
   <w:abstractNum w:abstractNumId="0" w15:restartNumberingAfterBreak="0">
     <w:nsid w:val="181D56C1"/>
     <w:multiLevelType w:val="hybridMultilevel"/>
@@ -2977,6 +2789,7 @@
   <w:style w:type="character" w:default="1" w:styleId="DefaultParagraphFont">
     <w:name w:val="Default Paragraph Font"/>
     <w:uiPriority w:val="1"/>
+    <w:semiHidden/>
     <w:unhideWhenUsed/>
   </w:style>
   <w:style w:type="table" w:default="1" w:styleId="TableNormal">
